--- a/Word/3_7 DATA afr/Koerantberig.docx
+++ b/Word/3_7 DATA afr/Koerantberig.docx
@@ -1,6 +1,6 @@
 
 <file path=word/document.xml><?xml version="1.0" encoding="utf-8"?>
-<w:document xmlns:wpc="http://schemas.microsoft.com/office/word/2010/wordprocessingCanvas" xmlns:cx="http://schemas.microsoft.com/office/drawing/2014/chartex" xmlns:cx1="http://schemas.microsoft.com/office/drawing/2015/9/8/chartex" xmlns:cx2="http://schemas.microsoft.com/office/drawing/2015/10/21/chartex" xmlns:mc="http://schemas.openxmlformats.org/markup-compatibility/2006" xmlns:o="urn:schemas-microsoft-com:office:office" xmlns:r="http://schemas.openxmlformats.org/officeDocument/2006/relationships" xmlns:m="http://schemas.openxmlformats.org/officeDocument/2006/math" xmlns:v="urn:schemas-microsoft-com:vml" xmlns:wp14="http://schemas.microsoft.com/office/word/2010/wordprocessingDrawing" xmlns:wp="http://schemas.openxmlformats.org/drawingml/2006/wordprocessingDrawing" xmlns:w10="urn:schemas-microsoft-com:office:word" xmlns:w="http://schemas.openxmlformats.org/wordprocessingml/2006/main" xmlns:w14="http://schemas.microsoft.com/office/word/2010/wordml" xmlns:w15="http://schemas.microsoft.com/office/word/2012/wordml" xmlns:w16se="http://schemas.microsoft.com/office/word/2015/wordml/symex" xmlns:wpg="http://schemas.microsoft.com/office/word/2010/wordprocessingGroup" xmlns:wpi="http://schemas.microsoft.com/office/word/2010/wordprocessingInk" xmlns:wne="http://schemas.microsoft.com/office/word/2006/wordml" xmlns:wps="http://schemas.microsoft.com/office/word/2010/wordprocessingShape" mc:Ignorable="w14 w15 w16se wp14">
+<w:document xmlns:wpc="http://schemas.microsoft.com/office/word/2010/wordprocessingCanvas" xmlns:cx="http://schemas.microsoft.com/office/drawing/2014/chartex" xmlns:mc="http://schemas.openxmlformats.org/markup-compatibility/2006" xmlns:o="urn:schemas-microsoft-com:office:office" xmlns:r="http://schemas.openxmlformats.org/officeDocument/2006/relationships" xmlns:m="http://schemas.openxmlformats.org/officeDocument/2006/math" xmlns:v="urn:schemas-microsoft-com:vml" xmlns:wp14="http://schemas.microsoft.com/office/word/2010/wordprocessingDrawing" xmlns:wp="http://schemas.openxmlformats.org/drawingml/2006/wordprocessingDrawing" xmlns:w10="urn:schemas-microsoft-com:office:word" xmlns:w="http://schemas.openxmlformats.org/wordprocessingml/2006/main" xmlns:w14="http://schemas.microsoft.com/office/word/2010/wordml" xmlns:w15="http://schemas.microsoft.com/office/word/2012/wordml" xmlns:w16se="http://schemas.microsoft.com/office/word/2015/wordml/symex" xmlns:wpg="http://schemas.microsoft.com/office/word/2010/wordprocessingGroup" xmlns:wpi="http://schemas.microsoft.com/office/word/2010/wordprocessingInk" xmlns:wne="http://schemas.microsoft.com/office/word/2006/wordml" xmlns:wps="http://schemas.microsoft.com/office/word/2010/wordprocessingShape" mc:Ignorable="w14 w15 w16se wp14">
   <w:body>
     <w:p>
       <w:pPr>
@@ -11,6 +11,7 @@
           <w:spacing w:val="20"/>
         </w:rPr>
       </w:pPr>
+      <w:proofErr w:type="spellStart"/>
       <w:r>
         <w:rPr>
           <w:rFonts w:asciiTheme="minorHAnsi" w:hAnsiTheme="minorHAnsi"/>
@@ -19,29 +20,634 @@
           <w:sz w:val="36"/>
           <w:szCs w:val="36"/>
         </w:rPr>
-        <w:t>Entrepreneursvernuf soos min!</w:t>
+        <w:t>Entrepreneursvernuf</w:t>
+      </w:r>
+      <w:proofErr w:type="spellEnd"/>
+      <w:r>
+        <w:rPr>
+          <w:rFonts w:asciiTheme="minorHAnsi" w:hAnsiTheme="minorHAnsi"/>
+          <w:b/>
+          <w:spacing w:val="20"/>
+          <w:sz w:val="36"/>
+          <w:szCs w:val="36"/>
+        </w:rPr>
+        <w:t xml:space="preserve"> </w:t>
+      </w:r>
+      <w:proofErr w:type="spellStart"/>
+      <w:r>
+        <w:rPr>
+          <w:rFonts w:asciiTheme="minorHAnsi" w:hAnsiTheme="minorHAnsi"/>
+          <w:b/>
+          <w:spacing w:val="20"/>
+          <w:sz w:val="36"/>
+          <w:szCs w:val="36"/>
+        </w:rPr>
+        <w:t>soos</w:t>
+      </w:r>
+      <w:proofErr w:type="spellEnd"/>
+      <w:r>
+        <w:rPr>
+          <w:rFonts w:asciiTheme="minorHAnsi" w:hAnsiTheme="minorHAnsi"/>
+          <w:b/>
+          <w:spacing w:val="20"/>
+          <w:sz w:val="36"/>
+          <w:szCs w:val="36"/>
+        </w:rPr>
+        <w:t xml:space="preserve"> min!</w:t>
       </w:r>
     </w:p>
     <w:p>
       <w:pPr>
         <w:spacing w:before="120"/>
       </w:pPr>
-      <w:r>
-        <w:t xml:space="preserve">Vyf Rekenaartoepassingstegnologie-leerders van die plaaslike hoërskool het almal verbaas deur ’n kontrak los te slaan om die ontwerp van ’n besigheid se korrespondensiemateriaal te doen. Die kontrak sluit die ontwerp van die besigheid se logo, briefhoofde, faksdekblad en interne memovorms in. Hierdie leerders sal dus hul sakgeld baie goed aanvul en ’n ietsie oorhê om vir hul studies weg te sit. Die hoof van die besigheid, mnr. </w:t>
+      <w:proofErr w:type="spellStart"/>
+      <w:r>
+        <w:t>Vyf</w:t>
+      </w:r>
+      <w:proofErr w:type="spellEnd"/>
+      <w:r>
+        <w:t xml:space="preserve"> </w:t>
+      </w:r>
+      <w:proofErr w:type="spellStart"/>
+      <w:r>
+        <w:t>Rekenaartoepassingstegnologie-leerders</w:t>
+      </w:r>
+      <w:proofErr w:type="spellEnd"/>
+      <w:r>
+        <w:t xml:space="preserve"> van die </w:t>
+      </w:r>
+      <w:proofErr w:type="spellStart"/>
+      <w:r>
+        <w:t>plaaslike</w:t>
+      </w:r>
+      <w:proofErr w:type="spellEnd"/>
+      <w:r>
+        <w:t xml:space="preserve"> </w:t>
+      </w:r>
+      <w:proofErr w:type="spellStart"/>
+      <w:r>
+        <w:t>hoërskool</w:t>
+      </w:r>
+      <w:proofErr w:type="spellEnd"/>
+      <w:r>
+        <w:t xml:space="preserve"> het </w:t>
+      </w:r>
+      <w:proofErr w:type="spellStart"/>
+      <w:r>
+        <w:t>almal</w:t>
+      </w:r>
+      <w:proofErr w:type="spellEnd"/>
+      <w:r>
+        <w:t xml:space="preserve"> </w:t>
+      </w:r>
+      <w:proofErr w:type="spellStart"/>
+      <w:r>
+        <w:t>verbaas</w:t>
+      </w:r>
+      <w:proofErr w:type="spellEnd"/>
+      <w:r>
+        <w:t xml:space="preserve"> </w:t>
+      </w:r>
+      <w:bookmarkStart w:id="0" w:name="_GoBack"/>
+      <w:bookmarkEnd w:id="0"/>
+      <w:proofErr w:type="spellStart"/>
+      <w:r>
+        <w:t>deur</w:t>
+      </w:r>
+      <w:proofErr w:type="spellEnd"/>
+      <w:r>
+        <w:t xml:space="preserve"> ’n </w:t>
+      </w:r>
+      <w:proofErr w:type="spellStart"/>
+      <w:r>
+        <w:t>kontrak</w:t>
+      </w:r>
+      <w:proofErr w:type="spellEnd"/>
+      <w:r>
+        <w:t xml:space="preserve"> </w:t>
+      </w:r>
+      <w:proofErr w:type="spellStart"/>
+      <w:r>
+        <w:t>los</w:t>
+      </w:r>
+      <w:proofErr w:type="spellEnd"/>
+      <w:r>
+        <w:t xml:space="preserve"> </w:t>
+      </w:r>
+      <w:proofErr w:type="spellStart"/>
+      <w:r>
+        <w:t>te</w:t>
+      </w:r>
+      <w:proofErr w:type="spellEnd"/>
+      <w:r>
+        <w:t xml:space="preserve"> </w:t>
+      </w:r>
+      <w:proofErr w:type="spellStart"/>
+      <w:r>
+        <w:t>slaan</w:t>
+      </w:r>
+      <w:proofErr w:type="spellEnd"/>
+      <w:r>
+        <w:t xml:space="preserve"> om die </w:t>
+      </w:r>
+      <w:proofErr w:type="spellStart"/>
+      <w:r>
+        <w:t>ontwerp</w:t>
+      </w:r>
+      <w:proofErr w:type="spellEnd"/>
+      <w:r>
+        <w:t xml:space="preserve"> van ’n </w:t>
+      </w:r>
+      <w:proofErr w:type="spellStart"/>
+      <w:r>
+        <w:t>besigheid</w:t>
+      </w:r>
+      <w:proofErr w:type="spellEnd"/>
+      <w:r>
+        <w:t xml:space="preserve"> se </w:t>
+      </w:r>
+      <w:proofErr w:type="spellStart"/>
+      <w:r>
+        <w:t>korrespondensiemateriaal</w:t>
+      </w:r>
+      <w:proofErr w:type="spellEnd"/>
+      <w:r>
+        <w:t xml:space="preserve"> </w:t>
+      </w:r>
+      <w:proofErr w:type="spellStart"/>
+      <w:r>
+        <w:t>te</w:t>
+      </w:r>
+      <w:proofErr w:type="spellEnd"/>
+      <w:r>
+        <w:t xml:space="preserve"> </w:t>
+      </w:r>
+      <w:proofErr w:type="spellStart"/>
+      <w:r>
+        <w:t>doen</w:t>
+      </w:r>
+      <w:proofErr w:type="spellEnd"/>
+      <w:r>
+        <w:t xml:space="preserve">. Die </w:t>
+      </w:r>
+      <w:proofErr w:type="spellStart"/>
+      <w:r>
+        <w:t>kontrak</w:t>
+      </w:r>
+      <w:proofErr w:type="spellEnd"/>
+      <w:r>
+        <w:t xml:space="preserve"> </w:t>
+      </w:r>
+      <w:proofErr w:type="spellStart"/>
+      <w:r>
+        <w:t>sluit</w:t>
+      </w:r>
+      <w:proofErr w:type="spellEnd"/>
+      <w:r>
+        <w:t xml:space="preserve"> die </w:t>
+      </w:r>
+      <w:proofErr w:type="spellStart"/>
+      <w:r>
+        <w:t>ontwerp</w:t>
+      </w:r>
+      <w:proofErr w:type="spellEnd"/>
+      <w:r>
+        <w:t xml:space="preserve"> van die </w:t>
+      </w:r>
+      <w:proofErr w:type="spellStart"/>
+      <w:r>
+        <w:t>besigheid</w:t>
+      </w:r>
+      <w:proofErr w:type="spellEnd"/>
+      <w:r>
+        <w:t xml:space="preserve"> se logo, </w:t>
+      </w:r>
+      <w:proofErr w:type="spellStart"/>
+      <w:r>
+        <w:t>briefhoofde</w:t>
+      </w:r>
+      <w:proofErr w:type="spellEnd"/>
+      <w:r>
+        <w:t xml:space="preserve">, </w:t>
+      </w:r>
+      <w:proofErr w:type="spellStart"/>
+      <w:r>
+        <w:t>faksdekblad</w:t>
+      </w:r>
+      <w:proofErr w:type="spellEnd"/>
+      <w:r>
+        <w:t xml:space="preserve"> </w:t>
+      </w:r>
+      <w:proofErr w:type="spellStart"/>
+      <w:r>
+        <w:t>en</w:t>
+      </w:r>
+      <w:proofErr w:type="spellEnd"/>
+      <w:r>
+        <w:t xml:space="preserve"> interne </w:t>
+      </w:r>
+      <w:proofErr w:type="spellStart"/>
+      <w:r>
+        <w:t>memovorms</w:t>
+      </w:r>
+      <w:proofErr w:type="spellEnd"/>
+      <w:r>
+        <w:t xml:space="preserve"> in. </w:t>
+      </w:r>
+      <w:proofErr w:type="spellStart"/>
+      <w:r>
+        <w:t>Hierdie</w:t>
+      </w:r>
+      <w:proofErr w:type="spellEnd"/>
+      <w:r>
+        <w:t xml:space="preserve"> </w:t>
+      </w:r>
+      <w:proofErr w:type="spellStart"/>
+      <w:r>
+        <w:t>leerders</w:t>
+      </w:r>
+      <w:proofErr w:type="spellEnd"/>
+      <w:r>
+        <w:t xml:space="preserve"> </w:t>
+      </w:r>
+      <w:proofErr w:type="spellStart"/>
+      <w:r>
+        <w:t>sal</w:t>
+      </w:r>
+      <w:proofErr w:type="spellEnd"/>
+      <w:r>
+        <w:t xml:space="preserve"> </w:t>
+      </w:r>
+      <w:proofErr w:type="spellStart"/>
+      <w:r>
+        <w:t>dus</w:t>
+      </w:r>
+      <w:proofErr w:type="spellEnd"/>
+      <w:r>
+        <w:t xml:space="preserve"> </w:t>
+      </w:r>
+      <w:proofErr w:type="spellStart"/>
+      <w:r>
+        <w:t>hul</w:t>
+      </w:r>
+      <w:proofErr w:type="spellEnd"/>
+      <w:r>
+        <w:t xml:space="preserve"> </w:t>
+      </w:r>
+      <w:proofErr w:type="spellStart"/>
+      <w:r>
+        <w:t>sakgeld</w:t>
+      </w:r>
+      <w:proofErr w:type="spellEnd"/>
+      <w:r>
+        <w:t xml:space="preserve"> </w:t>
+      </w:r>
+      <w:proofErr w:type="spellStart"/>
+      <w:r>
+        <w:t>baie</w:t>
+      </w:r>
+      <w:proofErr w:type="spellEnd"/>
+      <w:r>
+        <w:t xml:space="preserve"> </w:t>
+      </w:r>
+      <w:proofErr w:type="spellStart"/>
+      <w:r>
+        <w:t>goed</w:t>
+      </w:r>
+      <w:proofErr w:type="spellEnd"/>
+      <w:r>
+        <w:t xml:space="preserve"> </w:t>
+      </w:r>
+      <w:proofErr w:type="spellStart"/>
+      <w:r>
+        <w:t>aanvul</w:t>
+      </w:r>
+      <w:proofErr w:type="spellEnd"/>
+      <w:r>
+        <w:t xml:space="preserve"> </w:t>
+      </w:r>
+      <w:proofErr w:type="spellStart"/>
+      <w:r>
+        <w:t>en</w:t>
+      </w:r>
+      <w:proofErr w:type="spellEnd"/>
+      <w:r>
+        <w:t xml:space="preserve"> ’n </w:t>
+      </w:r>
+      <w:proofErr w:type="spellStart"/>
+      <w:r>
+        <w:t>ietsie</w:t>
+      </w:r>
+      <w:proofErr w:type="spellEnd"/>
+      <w:r>
+        <w:t xml:space="preserve"> </w:t>
+      </w:r>
+      <w:proofErr w:type="spellStart"/>
+      <w:r>
+        <w:t>oorhê</w:t>
+      </w:r>
+      <w:proofErr w:type="spellEnd"/>
+      <w:r>
+        <w:t xml:space="preserve"> om </w:t>
+      </w:r>
+      <w:proofErr w:type="spellStart"/>
+      <w:r>
+        <w:t>vir</w:t>
+      </w:r>
+      <w:proofErr w:type="spellEnd"/>
+      <w:r>
+        <w:t xml:space="preserve"> </w:t>
+      </w:r>
+      <w:proofErr w:type="spellStart"/>
+      <w:r>
+        <w:t>hul</w:t>
+      </w:r>
+      <w:proofErr w:type="spellEnd"/>
+      <w:r>
+        <w:t xml:space="preserve"> studies </w:t>
+      </w:r>
+      <w:proofErr w:type="spellStart"/>
+      <w:r>
+        <w:t>weg</w:t>
+      </w:r>
+      <w:proofErr w:type="spellEnd"/>
+      <w:r>
+        <w:t xml:space="preserve"> </w:t>
+      </w:r>
+      <w:proofErr w:type="spellStart"/>
+      <w:r>
+        <w:t>te</w:t>
+      </w:r>
+      <w:proofErr w:type="spellEnd"/>
+      <w:r>
+        <w:t xml:space="preserve"> sit. Die hoof van die </w:t>
+      </w:r>
+      <w:proofErr w:type="spellStart"/>
+      <w:r>
+        <w:t>besigheid</w:t>
+      </w:r>
+      <w:proofErr w:type="spellEnd"/>
+      <w:r>
+        <w:t xml:space="preserve">, </w:t>
+      </w:r>
+      <w:proofErr w:type="spellStart"/>
+      <w:r>
+        <w:t>mnr</w:t>
+      </w:r>
+      <w:proofErr w:type="spellEnd"/>
+      <w:r>
+        <w:t xml:space="preserve">. </w:t>
       </w:r>
       <w:r>
         <w:t>d</w:t>
       </w:r>
       <w:r>
-        <w:t>e Goede, sê dat die leerders die kontrak losgeslaan het omdat hulle vaardigheid en innoverende idees hom beïndruk het.</w:t>
+        <w:t xml:space="preserve">e </w:t>
+      </w:r>
+      <w:proofErr w:type="spellStart"/>
+      <w:r>
+        <w:t>Goede</w:t>
+      </w:r>
+      <w:proofErr w:type="spellEnd"/>
+      <w:r>
+        <w:t xml:space="preserve">, </w:t>
+      </w:r>
+      <w:proofErr w:type="spellStart"/>
+      <w:r>
+        <w:t>sê</w:t>
+      </w:r>
+      <w:proofErr w:type="spellEnd"/>
+      <w:r>
+        <w:t xml:space="preserve"> </w:t>
+      </w:r>
+      <w:proofErr w:type="spellStart"/>
+      <w:r>
+        <w:t>dat</w:t>
+      </w:r>
+      <w:proofErr w:type="spellEnd"/>
+      <w:r>
+        <w:t xml:space="preserve"> die </w:t>
+      </w:r>
+      <w:proofErr w:type="spellStart"/>
+      <w:r>
+        <w:t>leerders</w:t>
+      </w:r>
+      <w:proofErr w:type="spellEnd"/>
+      <w:r>
+        <w:t xml:space="preserve"> die </w:t>
+      </w:r>
+      <w:proofErr w:type="spellStart"/>
+      <w:r>
+        <w:t>kontrak</w:t>
+      </w:r>
+      <w:proofErr w:type="spellEnd"/>
+      <w:r>
+        <w:t xml:space="preserve"> </w:t>
+      </w:r>
+      <w:proofErr w:type="spellStart"/>
+      <w:r>
+        <w:t>losgeslaan</w:t>
+      </w:r>
+      <w:proofErr w:type="spellEnd"/>
+      <w:r>
+        <w:t xml:space="preserve"> het </w:t>
+      </w:r>
+      <w:proofErr w:type="spellStart"/>
+      <w:r>
+        <w:t>omdat</w:t>
+      </w:r>
+      <w:proofErr w:type="spellEnd"/>
+      <w:r>
+        <w:t xml:space="preserve"> </w:t>
+      </w:r>
+      <w:proofErr w:type="spellStart"/>
+      <w:r>
+        <w:t>hulle</w:t>
+      </w:r>
+      <w:proofErr w:type="spellEnd"/>
+      <w:r>
+        <w:t xml:space="preserve"> </w:t>
+      </w:r>
+      <w:proofErr w:type="spellStart"/>
+      <w:r>
+        <w:t>vaardigheid</w:t>
+      </w:r>
+      <w:proofErr w:type="spellEnd"/>
+      <w:r>
+        <w:t xml:space="preserve"> </w:t>
+      </w:r>
+      <w:proofErr w:type="spellStart"/>
+      <w:r>
+        <w:t>en</w:t>
+      </w:r>
+      <w:proofErr w:type="spellEnd"/>
+      <w:r>
+        <w:t xml:space="preserve"> </w:t>
+      </w:r>
+      <w:proofErr w:type="spellStart"/>
+      <w:r>
+        <w:t>innoverende</w:t>
+      </w:r>
+      <w:proofErr w:type="spellEnd"/>
+      <w:r>
+        <w:t xml:space="preserve"> </w:t>
+      </w:r>
+      <w:proofErr w:type="spellStart"/>
+      <w:r>
+        <w:t>idees</w:t>
+      </w:r>
+      <w:proofErr w:type="spellEnd"/>
+      <w:r>
+        <w:t xml:space="preserve"> </w:t>
+      </w:r>
+      <w:proofErr w:type="spellStart"/>
+      <w:r>
+        <w:t>hom</w:t>
+      </w:r>
+      <w:proofErr w:type="spellEnd"/>
+      <w:r>
+        <w:t xml:space="preserve"> </w:t>
+      </w:r>
+      <w:proofErr w:type="spellStart"/>
+      <w:r>
+        <w:t>beïndruk</w:t>
+      </w:r>
+      <w:proofErr w:type="spellEnd"/>
+      <w:r>
+        <w:t xml:space="preserve"> het.</w:t>
       </w:r>
     </w:p>
     <w:p>
       <w:pPr>
         <w:spacing w:before="200" w:after="0"/>
       </w:pPr>
-      <w:r>
-        <w:t>Indien u belang sou stel om van hierdie leerlinge se vaardighede en innoverende idees gebruik te maak, kan u hulle kontak by:</w:t>
+      <w:proofErr w:type="spellStart"/>
+      <w:r>
+        <w:t>Indien</w:t>
+      </w:r>
+      <w:proofErr w:type="spellEnd"/>
+      <w:r>
+        <w:t xml:space="preserve"> u </w:t>
+      </w:r>
+      <w:proofErr w:type="spellStart"/>
+      <w:r>
+        <w:t>belang</w:t>
+      </w:r>
+      <w:proofErr w:type="spellEnd"/>
+      <w:r>
+        <w:t xml:space="preserve"> </w:t>
+      </w:r>
+      <w:proofErr w:type="spellStart"/>
+      <w:r>
+        <w:t>sou</w:t>
+      </w:r>
+      <w:proofErr w:type="spellEnd"/>
+      <w:r>
+        <w:t xml:space="preserve"> </w:t>
+      </w:r>
+      <w:proofErr w:type="spellStart"/>
+      <w:r>
+        <w:t>stel</w:t>
+      </w:r>
+      <w:proofErr w:type="spellEnd"/>
+      <w:r>
+        <w:t xml:space="preserve"> om van </w:t>
+      </w:r>
+      <w:proofErr w:type="spellStart"/>
+      <w:r>
+        <w:t>hierdie</w:t>
+      </w:r>
+      <w:proofErr w:type="spellEnd"/>
+      <w:r>
+        <w:t xml:space="preserve"> </w:t>
+      </w:r>
+      <w:proofErr w:type="spellStart"/>
+      <w:r>
+        <w:t>leerlinge</w:t>
+      </w:r>
+      <w:proofErr w:type="spellEnd"/>
+      <w:r>
+        <w:t xml:space="preserve"> se </w:t>
+      </w:r>
+      <w:proofErr w:type="spellStart"/>
+      <w:r>
+        <w:t>vaardighede</w:t>
+      </w:r>
+      <w:proofErr w:type="spellEnd"/>
+      <w:r>
+        <w:t xml:space="preserve"> </w:t>
+      </w:r>
+      <w:proofErr w:type="spellStart"/>
+      <w:r>
+        <w:t>en</w:t>
+      </w:r>
+      <w:proofErr w:type="spellEnd"/>
+      <w:r>
+        <w:t xml:space="preserve"> </w:t>
+      </w:r>
+      <w:proofErr w:type="spellStart"/>
+      <w:r>
+        <w:t>innoverende</w:t>
+      </w:r>
+      <w:proofErr w:type="spellEnd"/>
+      <w:r>
+        <w:t xml:space="preserve"> </w:t>
+      </w:r>
+      <w:proofErr w:type="spellStart"/>
+      <w:r>
+        <w:t>idees</w:t>
+      </w:r>
+      <w:proofErr w:type="spellEnd"/>
+      <w:r>
+        <w:t xml:space="preserve"> </w:t>
+      </w:r>
+      <w:proofErr w:type="spellStart"/>
+      <w:r>
+        <w:t>gebruik</w:t>
+      </w:r>
+      <w:proofErr w:type="spellEnd"/>
+      <w:r>
+        <w:t xml:space="preserve"> </w:t>
+      </w:r>
+      <w:proofErr w:type="spellStart"/>
+      <w:r>
+        <w:t>te</w:t>
+      </w:r>
+      <w:proofErr w:type="spellEnd"/>
+      <w:r>
+        <w:t xml:space="preserve"> </w:t>
+      </w:r>
+      <w:proofErr w:type="spellStart"/>
+      <w:r>
+        <w:t>maak</w:t>
+      </w:r>
+      <w:proofErr w:type="spellEnd"/>
+      <w:r>
+        <w:t xml:space="preserve">, </w:t>
+      </w:r>
+      <w:proofErr w:type="spellStart"/>
+      <w:r>
+        <w:t>kan</w:t>
+      </w:r>
+      <w:proofErr w:type="spellEnd"/>
+      <w:r>
+        <w:t xml:space="preserve"> u </w:t>
+      </w:r>
+      <w:proofErr w:type="spellStart"/>
+      <w:r>
+        <w:t>hulle</w:t>
+      </w:r>
+      <w:proofErr w:type="spellEnd"/>
+      <w:r>
+        <w:t xml:space="preserve"> </w:t>
+      </w:r>
+      <w:proofErr w:type="spellStart"/>
+      <w:r>
+        <w:t>kontak</w:t>
+      </w:r>
+      <w:proofErr w:type="spellEnd"/>
+      <w:r>
+        <w:t xml:space="preserve"> by:</w:t>
       </w:r>
     </w:p>
     <w:p>
@@ -67,8 +673,13 @@
         <w:spacing w:after="0"/>
       </w:pPr>
       <w:r>
-        <w:t>Carmen Mong</w:t>
-      </w:r>
+        <w:t xml:space="preserve">Carmen </w:t>
+      </w:r>
+      <w:proofErr w:type="spellStart"/>
+      <w:r>
+        <w:t>Mong</w:t>
+      </w:r>
+      <w:proofErr w:type="spellEnd"/>
       <w:r>
         <w:tab/>
         <w:t>079 456 1234</w:t>
@@ -81,18 +692,26 @@
         </w:tabs>
         <w:spacing w:after="0"/>
       </w:pPr>
-      <w:r>
-        <w:t>Vusi Sem</w:t>
+      <w:proofErr w:type="spellStart"/>
+      <w:r>
+        <w:t>Vusi</w:t>
+      </w:r>
+      <w:proofErr w:type="spellEnd"/>
+      <w:r>
+        <w:t xml:space="preserve"> </w:t>
+      </w:r>
+      <w:proofErr w:type="spellStart"/>
+      <w:r>
+        <w:t>Sem</w:t>
       </w:r>
       <w:r>
         <w:t>enya</w:t>
       </w:r>
+      <w:proofErr w:type="spellEnd"/>
       <w:r>
         <w:tab/>
         <w:t>072 456 7890</w:t>
       </w:r>
-      <w:bookmarkStart w:id="0" w:name="_GoBack"/>
-      <w:bookmarkEnd w:id="0"/>
     </w:p>
     <w:p>
       <w:pPr>
@@ -101,9 +720,19 @@
         </w:tabs>
         <w:spacing w:after="0"/>
       </w:pPr>
-      <w:r>
-        <w:t>Kabelo Makgai</w:t>
-      </w:r>
+      <w:proofErr w:type="spellStart"/>
+      <w:r>
+        <w:t>Kabelo</w:t>
+      </w:r>
+      <w:proofErr w:type="spellEnd"/>
+      <w:r>
+        <w:t xml:space="preserve"> </w:t>
+      </w:r>
+      <w:proofErr w:type="spellStart"/>
+      <w:r>
+        <w:t>Makgai</w:t>
+      </w:r>
+      <w:proofErr w:type="spellEnd"/>
       <w:r>
         <w:tab/>
         <w:t>072 369 2581</w:t>
@@ -124,7 +753,6 @@
         <w:t>084 321 1234</w:t>
       </w:r>
     </w:p>
-    <w:p/>
     <w:sectPr>
       <w:pgSz w:w="11906" w:h="16838"/>
       <w:pgMar w:top="1440" w:right="1701" w:bottom="1440" w:left="1701" w:header="709" w:footer="709" w:gutter="0"/>
@@ -152,7 +780,7 @@
       </w:pPr>
     </w:pPrDefault>
   </w:docDefaults>
-  <w:latentStyles w:defLockedState="0" w:defUIPriority="99" w:defSemiHidden="0" w:defUnhideWhenUsed="0" w:defQFormat="0" w:count="372">
+  <w:latentStyles w:defLockedState="0" w:defUIPriority="99" w:defSemiHidden="0" w:defUnhideWhenUsed="0" w:defQFormat="0" w:count="371">
     <w:lsdException w:name="Normal" w:uiPriority="0" w:qFormat="1"/>
     <w:lsdException w:name="heading 1" w:uiPriority="9" w:qFormat="1"/>
     <w:lsdException w:name="heading 2" w:semiHidden="1" w:uiPriority="9" w:unhideWhenUsed="1" w:qFormat="1"/>
@@ -524,7 +1152,6 @@
     <w:lsdException w:name="List Table 5 Dark Accent 6" w:uiPriority="50"/>
     <w:lsdException w:name="List Table 6 Colorful Accent 6" w:uiPriority="51"/>
     <w:lsdException w:name="List Table 7 Colorful Accent 6" w:uiPriority="52"/>
-    <w:lsdException w:name="Mention" w:semiHidden="1" w:unhideWhenUsed="1"/>
   </w:latentStyles>
   <w:style w:type="paragraph" w:default="1" w:styleId="Normal">
     <w:name w:val="Normal"/>
